--- a/WFA_Skills_Assessment_Forms.docx
+++ b/WFA_Skills_Assessment_Forms.docx
@@ -9487,7 +9487,7 @@
                 <w:sz w:val="20"/>
                 <w:szCs w:val="20"/>
               </w:rPr>
-              <w:t xml:space="preserve">Brief team on procedure and assign roles (minimum 3–4 rescuers)</w:t>
+              <w:t xml:space="preserve">Brief team on procedure and assign roles (minimum 3 rescuers (more if available))</w:t>
             </w:r>
           </w:p>
         </w:tc>
@@ -10981,7 +10981,7 @@
                 <w:sz w:val="20"/>
                 <w:szCs w:val="20"/>
               </w:rPr>
-              <w:t xml:space="preserve">Deliver rescue breaths effectively and passively</w:t>
+              <w:t xml:space="preserve">Deliver rescue breaths effectively (visible chest rise)</w:t>
             </w:r>
           </w:p>
         </w:tc>
@@ -11942,7 +11942,7 @@
                 <w:sz w:val="20"/>
                 <w:szCs w:val="20"/>
               </w:rPr>
-              <w:t xml:space="preserve">Jab firmly and hold in place for 10 seconds</w:t>
+              <w:t xml:space="preserve">Jab firmly and hold in place for 3 seconds</w:t>
             </w:r>
           </w:p>
         </w:tc>
@@ -15362,7 +15362,7 @@
                 <w:sz w:val="20"/>
                 <w:szCs w:val="20"/>
               </w:rPr>
-              <w:t xml:space="preserve">Scoring Criteria (0–3 points)</w:t>
+              <w:t xml:space="preserve">Scoring Criteria (0–4 points)</w:t>
             </w:r>
           </w:p>
         </w:tc>
@@ -15454,6 +15454,16 @@
               <w:t xml:space="preserve">3 pts: Thorough assessment and PPE; excellent awareness; briefed team</w:t>
             </w:r>
           </w:p>
+          <w:p>
+            <w:r>
+              <w:rPr>
+                <w:rFonts w:ascii="Arial" w:cs="Arial" w:eastAsia="Arial" w:hAnsi="Arial"/>
+                <w:sz w:val="18"/>
+                <w:szCs w:val="18"/>
+              </w:rPr>
+              <w:t xml:space="preserve">4 pts: Flawless performance</w:t>
+            </w:r>
+          </w:p>
         </w:tc>
       </w:tr>
       <w:tr>
@@ -15543,6 +15553,16 @@
               <w:t xml:space="preserve">3 pts: Both surveys complete with minor omissions; all vitals documented</w:t>
             </w:r>
           </w:p>
+          <w:p>
+            <w:r>
+              <w:rPr>
+                <w:rFonts w:ascii="Arial" w:cs="Arial" w:eastAsia="Arial" w:hAnsi="Arial"/>
+                <w:sz w:val="18"/>
+                <w:szCs w:val="18"/>
+              </w:rPr>
+              <w:t xml:space="preserve">4 pts: Flawless performance</w:t>
+            </w:r>
+          </w:p>
         </w:tc>
       </w:tr>
       <w:tr>
@@ -15632,6 +15652,16 @@
               <w:t xml:space="preserve">3 pts: Appropriate treatment decisions and execution</w:t>
             </w:r>
           </w:p>
+          <w:p>
+            <w:r>
+              <w:rPr>
+                <w:rFonts w:ascii="Arial" w:cs="Arial" w:eastAsia="Arial" w:hAnsi="Arial"/>
+                <w:sz w:val="18"/>
+                <w:szCs w:val="18"/>
+              </w:rPr>
+              <w:t xml:space="preserve">4 pts: Flawless performance</w:t>
+            </w:r>
+          </w:p>
         </w:tc>
       </w:tr>
       <w:tr>
@@ -15721,6 +15751,16 @@
               <w:t xml:space="preserve">3 pts: Clear communication, effective delegation, outstanding leadership</w:t>
             </w:r>
           </w:p>
+          <w:p>
+            <w:r>
+              <w:rPr>
+                <w:rFonts w:ascii="Arial" w:cs="Arial" w:eastAsia="Arial" w:hAnsi="Arial"/>
+                <w:sz w:val="18"/>
+                <w:szCs w:val="18"/>
+              </w:rPr>
+              <w:t xml:space="preserve">4 pts: Flawless performance</w:t>
+            </w:r>
+          </w:p>
         </w:tc>
       </w:tr>
       <w:tr>
@@ -15808,6 +15848,16 @@
                 <w:szCs w:val="18"/>
               </w:rPr>
               <w:t xml:space="preserve">3 pts: Correct with clear rationale; urgency categorized; handoff complete</w:t>
+            </w:r>
+          </w:p>
+          <w:p>
+            <w:r>
+              <w:rPr>
+                <w:rFonts w:ascii="Arial" w:cs="Arial" w:eastAsia="Arial" w:hAnsi="Arial"/>
+                <w:sz w:val="18"/>
+                <w:szCs w:val="18"/>
+              </w:rPr>
+              <w:t xml:space="preserve">4 pts: Flawless performance</w:t>
             </w:r>
           </w:p>
         </w:tc>
@@ -16051,6 +16101,26 @@
                 <w:sz w:val="20"/>
                 <w:szCs w:val="20"/>
               </w:rPr>
+              <w:t xml:space="preserve">1. </w:t>
+            </w:r>
+            <w:r>
+              <w:rPr>
+                <w:rFonts w:ascii="Arial" w:cs="Arial" w:eastAsia="Arial" w:hAnsi="Arial"/>
+                <w:sz w:val="20"/>
+                <w:szCs w:val="20"/>
+              </w:rPr>
+              <w:t xml:space="preserve">A ☐  B ☐  C ☐  D ☐</w:t>
+            </w:r>
+          </w:p>
+          <w:p>
+            <w:r>
+              <w:rPr>
+                <w:rFonts w:ascii="Arial" w:cs="Arial" w:eastAsia="Arial" w:hAnsi="Arial"/>
+                <w:b/>
+                <w:bCs/>
+                <w:sz w:val="20"/>
+                <w:szCs w:val="20"/>
+              </w:rPr>
               <w:t xml:space="preserve">2. </w:t>
             </w:r>
             <w:r>
@@ -16883,7 +16953,7 @@
           <w:sz w:val="22"/>
           <w:szCs w:val="22"/>
         </w:rPr>
-        <w:t xml:space="preserve">Instructor: Complete this section with correct answers</w:t>
+        <w:t xml:space="preserve">Use the official WFA Written Exam Answer Key document for grading. Do not hand-copy answers.</w:t>
       </w:r>
     </w:p>
     <w:p>
